--- a/01-嵌入式操作系统及应用/01-教案/嵌入式操作系统及应用-22.docx
+++ b/01-嵌入式操作系统及应用/01-教案/嵌入式操作系统及应用-22.docx
@@ -248,7 +248,6 @@
             <w:insideH w:val="single" w:color="auto" w:sz="4" w:space="0"/>
             <w:insideV w:val="single" w:color="auto" w:sz="4" w:space="0"/>
           </w:tblBorders>
-          <w:shd w:val="clear" w:color="auto" w:fill="FFFFFF"/>
           <w:tblCellMar>
             <w:top w:w="0" w:type="dxa"/>
             <w:left w:w="108" w:type="dxa"/>
@@ -418,7 +417,6 @@
             <w:insideH w:val="single" w:color="auto" w:sz="4" w:space="0"/>
             <w:insideV w:val="single" w:color="auto" w:sz="4" w:space="0"/>
           </w:tblBorders>
-          <w:shd w:val="clear" w:color="auto" w:fill="FFFFFF"/>
           <w:tblCellMar>
             <w:top w:w="0" w:type="dxa"/>
             <w:left w:w="108" w:type="dxa"/>
@@ -501,7 +499,6 @@
             <w:insideH w:val="single" w:color="auto" w:sz="4" w:space="0"/>
             <w:insideV w:val="single" w:color="auto" w:sz="4" w:space="0"/>
           </w:tblBorders>
-          <w:shd w:val="clear" w:color="auto" w:fill="FFFFFF"/>
           <w:tblCellMar>
             <w:top w:w="0" w:type="dxa"/>
             <w:left w:w="108" w:type="dxa"/>
@@ -564,8 +561,17 @@
                 <w:rFonts w:hint="eastAsia" w:ascii="宋体" w:hAnsi="宋体"/>
                 <w:lang w:eastAsia="zh-CN"/>
               </w:rPr>
-              <w:t>案例开发</w:t>
-            </w:r>
+              <w:t>基础</w:t>
+            </w:r>
+            <w:r>
+              <w:rPr>
+                <w:rFonts w:hint="eastAsia" w:ascii="宋体" w:hAnsi="宋体"/>
+                <w:lang w:val="en-US" w:eastAsia="zh-CN"/>
+              </w:rPr>
+              <w:t>开发</w:t>
+            </w:r>
+            <w:bookmarkStart w:id="0" w:name="_GoBack"/>
+            <w:bookmarkEnd w:id="0"/>
           </w:p>
           <w:p>
             <w:pPr>
@@ -753,7 +759,6 @@
                 <w:spacing w:val="0"/>
                 <w:sz w:val="17"/>
                 <w:szCs w:val="17"/>
-                <w:bdr w:val="none" w:color="auto" w:sz="0" w:space="0"/>
                 <w:shd w:val="clear" w:fill="F0F0F0"/>
               </w:rPr>
               <w:t>RebootDevice()</w:t>
@@ -783,7 +788,6 @@
                 <w:spacing w:val="0"/>
                 <w:sz w:val="17"/>
                 <w:szCs w:val="17"/>
-                <w:bdr w:val="none" w:color="auto" w:sz="0" w:space="0"/>
                 <w:shd w:val="clear" w:fill="F0F0F0"/>
               </w:rPr>
               <w:t>reset.h</w:t>
@@ -813,7 +817,6 @@
                 <w:spacing w:val="0"/>
                 <w:sz w:val="17"/>
                 <w:szCs w:val="17"/>
-                <w:bdr w:val="none" w:color="auto" w:sz="0" w:space="0"/>
                 <w:shd w:val="clear" w:fill="F0F0F0"/>
               </w:rPr>
               <w:t>BUILD.gn</w:t>
@@ -843,7 +846,6 @@
                 <w:spacing w:val="0"/>
                 <w:sz w:val="17"/>
                 <w:szCs w:val="17"/>
-                <w:bdr w:val="none" w:color="auto" w:sz="0" w:space="0"/>
                 <w:shd w:val="clear" w:fill="F0F0F0"/>
               </w:rPr>
               <w:t>Makefile</w:t>
@@ -903,7 +905,6 @@
             <w:insideH w:val="single" w:color="auto" w:sz="4" w:space="0"/>
             <w:insideV w:val="single" w:color="auto" w:sz="4" w:space="0"/>
           </w:tblBorders>
-          <w:shd w:val="clear" w:color="auto" w:fill="FFFFFF"/>
           <w:tblCellMar>
             <w:top w:w="0" w:type="dxa"/>
             <w:left w:w="108" w:type="dxa"/>
@@ -1022,7 +1023,6 @@
                 <w:spacing w:val="0"/>
                 <w:sz w:val="17"/>
                 <w:szCs w:val="17"/>
-                <w:bdr w:val="none" w:color="auto" w:sz="0" w:space="0"/>
                 <w:shd w:val="clear" w:fill="F0F0F0"/>
               </w:rPr>
               <w:t>RebootDevice()</w:t>
@@ -1052,7 +1052,6 @@
                 <w:spacing w:val="0"/>
                 <w:sz w:val="17"/>
                 <w:szCs w:val="17"/>
-                <w:bdr w:val="none" w:color="auto" w:sz="0" w:space="0"/>
                 <w:shd w:val="clear" w:fill="F0F0F0"/>
               </w:rPr>
               <w:t>BUILD.gn</w:t>
@@ -1213,7 +1212,6 @@
                 <w:spacing w:val="0"/>
                 <w:sz w:val="17"/>
                 <w:szCs w:val="17"/>
-                <w:bdr w:val="none" w:color="auto" w:sz="0" w:space="0"/>
                 <w:shd w:val="clear" w:fill="F0F0F0"/>
               </w:rPr>
               <w:t>RebootDevice()</w:t>
@@ -1243,7 +1241,6 @@
                 <w:spacing w:val="0"/>
                 <w:sz w:val="17"/>
                 <w:szCs w:val="17"/>
-                <w:bdr w:val="none" w:color="auto" w:sz="0" w:space="0"/>
                 <w:shd w:val="clear" w:fill="F0F0F0"/>
               </w:rPr>
               <w:t>#include "reset.h"</w:t>
@@ -1301,7 +1298,6 @@
                 <w:spacing w:val="0"/>
                 <w:sz w:val="17"/>
                 <w:szCs w:val="17"/>
-                <w:bdr w:val="none" w:color="auto" w:sz="0" w:space="0"/>
                 <w:shd w:val="clear" w:fill="F0F0F0"/>
               </w:rPr>
               <w:t>BUILD.gn</w:t>
@@ -1331,7 +1327,6 @@
                 <w:spacing w:val="0"/>
                 <w:sz w:val="17"/>
                 <w:szCs w:val="17"/>
-                <w:bdr w:val="none" w:color="auto" w:sz="0" w:space="0"/>
                 <w:shd w:val="clear" w:fill="F0F0F0"/>
               </w:rPr>
               <w:t>Makefile</w:t>
@@ -1361,7 +1356,6 @@
                 <w:spacing w:val="0"/>
                 <w:sz w:val="17"/>
                 <w:szCs w:val="17"/>
-                <w:bdr w:val="none" w:color="auto" w:sz="0" w:space="0"/>
                 <w:shd w:val="clear" w:fill="F0F0F0"/>
               </w:rPr>
               <w:t>-lreboot_example</w:t>
@@ -1475,7 +1469,6 @@
                 <w:spacing w:val="0"/>
                 <w:sz w:val="17"/>
                 <w:szCs w:val="17"/>
-                <w:bdr w:val="none" w:color="auto" w:sz="0" w:space="0"/>
                 <w:shd w:val="clear" w:fill="F0F0F0"/>
               </w:rPr>
               <w:t>LzWatchdogInit()</w:t>
@@ -1535,7 +1528,6 @@
             <w:insideH w:val="single" w:color="auto" w:sz="4" w:space="0"/>
             <w:insideV w:val="single" w:color="auto" w:sz="4" w:space="0"/>
           </w:tblBorders>
-          <w:shd w:val="clear" w:color="auto" w:fill="FFFFFF"/>
           <w:tblCellMar>
             <w:top w:w="0" w:type="dxa"/>
             <w:left w:w="108" w:type="dxa"/>
@@ -1757,6 +1749,7 @@
             <w:insideH w:val="single" w:color="auto" w:sz="4" w:space="0"/>
             <w:insideV w:val="single" w:color="auto" w:sz="4" w:space="0"/>
           </w:tblBorders>
+          <w:shd w:val="clear" w:color="auto" w:fill="FFFFFF"/>
           <w:tblCellMar>
             <w:top w:w="0" w:type="dxa"/>
             <w:left w:w="108" w:type="dxa"/>
@@ -1864,6 +1857,145 @@
                 <w:shd w:val="clear" w:fill="FFFFFF"/>
               </w:rPr>
               <w:t>通过国产软件的崛起及应用事例的讲解，树立学生的民族自豪感和科技报国情怀</w:t>
+            </w:r>
+          </w:p>
+        </w:tc>
+      </w:tr>
+      <w:tr>
+        <w:tblPrEx>
+          <w:tblBorders>
+            <w:top w:val="single" w:color="auto" w:sz="4" w:space="0"/>
+            <w:left w:val="single" w:color="auto" w:sz="4" w:space="0"/>
+            <w:bottom w:val="single" w:color="auto" w:sz="4" w:space="0"/>
+            <w:right w:val="single" w:color="auto" w:sz="4" w:space="0"/>
+            <w:insideH w:val="single" w:color="auto" w:sz="4" w:space="0"/>
+            <w:insideV w:val="single" w:color="auto" w:sz="4" w:space="0"/>
+          </w:tblBorders>
+          <w:tblCellMar>
+            <w:top w:w="0" w:type="dxa"/>
+            <w:left w:w="108" w:type="dxa"/>
+            <w:bottom w:w="0" w:type="dxa"/>
+            <w:right w:w="108" w:type="dxa"/>
+          </w:tblCellMar>
+        </w:tblPrEx>
+        <w:trPr>
+          <w:cantSplit/>
+          <w:trHeight w:val="2518" w:hRule="atLeast"/>
+        </w:trPr>
+        <w:tc>
+          <w:tcPr>
+            <w:tcW w:w="2506" w:type="dxa"/>
+            <w:tcBorders>
+              <w:left w:val="single" w:color="auto" w:sz="4" w:space="0"/>
+              <w:right w:val="single" w:color="auto" w:sz="4" w:space="0"/>
+            </w:tcBorders>
+            <w:shd w:val="clear" w:color="auto" w:fill="FFFFFF"/>
+            <w:vAlign w:val="center"/>
+          </w:tcPr>
+          <w:p>
+            <w:pPr>
+              <w:jc w:val="center"/>
+              <w:rPr>
+                <w:rFonts w:ascii="宋体" w:hAnsi="宋体"/>
+              </w:rPr>
+            </w:pPr>
+            <w:r>
+              <w:rPr>
+                <w:rFonts w:hint="eastAsia" w:ascii="宋体" w:hAnsi="宋体"/>
+              </w:rPr>
+              <w:t>作业布置</w:t>
+            </w:r>
+          </w:p>
+        </w:tc>
+        <w:tc>
+          <w:tcPr>
+            <w:tcW w:w="7444" w:type="dxa"/>
+            <w:gridSpan w:val="4"/>
+            <w:tcBorders>
+              <w:top w:val="single" w:color="auto" w:sz="4" w:space="0"/>
+              <w:left w:val="single" w:color="auto" w:sz="4" w:space="0"/>
+              <w:bottom w:val="single" w:color="auto" w:sz="4" w:space="0"/>
+              <w:right w:val="single" w:color="auto" w:sz="4" w:space="0"/>
+            </w:tcBorders>
+            <w:shd w:val="clear" w:color="auto" w:fill="FFFFFF"/>
+            <w:vAlign w:val="center"/>
+          </w:tcPr>
+          <w:p>
+            <w:pPr>
+              <w:rPr>
+                <w:rFonts w:hint="default" w:ascii="宋体" w:hAnsi="宋体" w:eastAsia="宋体" w:cs="宋体"/>
+                <w:lang w:val="en-US" w:eastAsia="zh-CN"/>
+              </w:rPr>
+            </w:pPr>
+            <w:r>
+              <w:rPr>
+                <w:rFonts w:ascii="Helvetica" w:hAnsi="Helvetica" w:eastAsia="Helvetica" w:cs="Helvetica"/>
+                <w:i w:val="0"/>
+                <w:iCs w:val="0"/>
+                <w:caps w:val="0"/>
+                <w:color w:val="333333"/>
+                <w:spacing w:val="0"/>
+                <w:sz w:val="19"/>
+                <w:szCs w:val="19"/>
+                <w:shd w:val="clear" w:fill="FFFFFF"/>
+              </w:rPr>
+              <w:t>1. 线上练习：完成学习通中“重启控制案例”相关选择题（含函数调用、编译配置考点）；</w:t>
+            </w:r>
+            <w:r>
+              <w:rPr>
+                <w:rFonts w:hint="default" w:ascii="Helvetica" w:hAnsi="Helvetica" w:eastAsia="Helvetica" w:cs="Helvetica"/>
+                <w:i w:val="0"/>
+                <w:iCs w:val="0"/>
+                <w:caps w:val="0"/>
+                <w:color w:val="333333"/>
+                <w:spacing w:val="0"/>
+                <w:sz w:val="19"/>
+                <w:szCs w:val="19"/>
+                <w:shd w:val="clear" w:fill="FFFFFF"/>
+              </w:rPr>
+              <w:br w:type="textWrapping"/>
+            </w:r>
+            <w:r>
+              <w:rPr>
+                <w:rFonts w:hint="default" w:ascii="Helvetica" w:hAnsi="Helvetica" w:eastAsia="Helvetica" w:cs="Helvetica"/>
+                <w:i w:val="0"/>
+                <w:iCs w:val="0"/>
+                <w:caps w:val="0"/>
+                <w:color w:val="333333"/>
+                <w:spacing w:val="0"/>
+                <w:sz w:val="19"/>
+                <w:szCs w:val="19"/>
+                <w:shd w:val="clear" w:fill="FFFFFF"/>
+              </w:rPr>
+              <w:t>2. 线下实践：修改示例代码，将“10秒后重启”改为“5秒后重启”，并添加“即将重启”的串口打印提示，将代码与运行日志上传至学习平台；</w:t>
+            </w:r>
+            <w:r>
+              <w:rPr>
+                <w:rFonts w:hint="default" w:ascii="Helvetica" w:hAnsi="Helvetica" w:eastAsia="Helvetica" w:cs="Helvetica"/>
+                <w:i w:val="0"/>
+                <w:iCs w:val="0"/>
+                <w:caps w:val="0"/>
+                <w:color w:val="333333"/>
+                <w:spacing w:val="0"/>
+                <w:sz w:val="19"/>
+                <w:szCs w:val="19"/>
+                <w:shd w:val="clear" w:fill="FFFFFF"/>
+              </w:rPr>
+              <w:br w:type="textWrapping"/>
+            </w:r>
+            <w:r>
+              <w:rPr>
+                <w:rFonts w:hint="default" w:ascii="Helvetica" w:hAnsi="Helvetica" w:eastAsia="Helvetica" w:cs="Helvetica"/>
+                <w:i w:val="0"/>
+                <w:iCs w:val="0"/>
+                <w:caps w:val="0"/>
+                <w:color w:val="333333"/>
+                <w:spacing w:val="0"/>
+                <w:sz w:val="19"/>
+                <w:szCs w:val="19"/>
+                <w:shd w:val="clear" w:fill="FFFFFF"/>
+              </w:rPr>
+              <w:t>3. 拓展思考：查阅参考资料，分析“看门狗重启”与“直接断电重启”的区别，撰写100字以内小结。</w:t>
             </w:r>
           </w:p>
         </w:tc>
@@ -1879,145 +2011,6 @@
             <w:insideV w:val="single" w:color="auto" w:sz="4" w:space="0"/>
           </w:tblBorders>
           <w:shd w:val="clear" w:color="auto" w:fill="FFFFFF"/>
-          <w:tblCellMar>
-            <w:top w:w="0" w:type="dxa"/>
-            <w:left w:w="108" w:type="dxa"/>
-            <w:bottom w:w="0" w:type="dxa"/>
-            <w:right w:w="108" w:type="dxa"/>
-          </w:tblCellMar>
-        </w:tblPrEx>
-        <w:trPr>
-          <w:cantSplit/>
-          <w:trHeight w:val="2518" w:hRule="atLeast"/>
-        </w:trPr>
-        <w:tc>
-          <w:tcPr>
-            <w:tcW w:w="2506" w:type="dxa"/>
-            <w:tcBorders>
-              <w:left w:val="single" w:color="auto" w:sz="4" w:space="0"/>
-              <w:right w:val="single" w:color="auto" w:sz="4" w:space="0"/>
-            </w:tcBorders>
-            <w:shd w:val="clear" w:color="auto" w:fill="FFFFFF"/>
-            <w:vAlign w:val="center"/>
-          </w:tcPr>
-          <w:p>
-            <w:pPr>
-              <w:jc w:val="center"/>
-              <w:rPr>
-                <w:rFonts w:ascii="宋体" w:hAnsi="宋体"/>
-              </w:rPr>
-            </w:pPr>
-            <w:r>
-              <w:rPr>
-                <w:rFonts w:hint="eastAsia" w:ascii="宋体" w:hAnsi="宋体"/>
-              </w:rPr>
-              <w:t>作业布置</w:t>
-            </w:r>
-          </w:p>
-        </w:tc>
-        <w:tc>
-          <w:tcPr>
-            <w:tcW w:w="7444" w:type="dxa"/>
-            <w:gridSpan w:val="4"/>
-            <w:tcBorders>
-              <w:top w:val="single" w:color="auto" w:sz="4" w:space="0"/>
-              <w:left w:val="single" w:color="auto" w:sz="4" w:space="0"/>
-              <w:bottom w:val="single" w:color="auto" w:sz="4" w:space="0"/>
-              <w:right w:val="single" w:color="auto" w:sz="4" w:space="0"/>
-            </w:tcBorders>
-            <w:shd w:val="clear" w:color="auto" w:fill="FFFFFF"/>
-            <w:vAlign w:val="center"/>
-          </w:tcPr>
-          <w:p>
-            <w:pPr>
-              <w:rPr>
-                <w:rFonts w:hint="default" w:ascii="宋体" w:hAnsi="宋体" w:eastAsia="宋体" w:cs="宋体"/>
-                <w:lang w:val="en-US" w:eastAsia="zh-CN"/>
-              </w:rPr>
-            </w:pPr>
-            <w:r>
-              <w:rPr>
-                <w:rFonts w:ascii="Helvetica" w:hAnsi="Helvetica" w:eastAsia="Helvetica" w:cs="Helvetica"/>
-                <w:i w:val="0"/>
-                <w:iCs w:val="0"/>
-                <w:caps w:val="0"/>
-                <w:color w:val="333333"/>
-                <w:spacing w:val="0"/>
-                <w:sz w:val="19"/>
-                <w:szCs w:val="19"/>
-                <w:shd w:val="clear" w:fill="FFFFFF"/>
-              </w:rPr>
-              <w:t>1. 线上练习：完成学习通中“重启控制案例”相关选择题（含函数调用、编译配置考点）；</w:t>
-            </w:r>
-            <w:r>
-              <w:rPr>
-                <w:rFonts w:hint="default" w:ascii="Helvetica" w:hAnsi="Helvetica" w:eastAsia="Helvetica" w:cs="Helvetica"/>
-                <w:i w:val="0"/>
-                <w:iCs w:val="0"/>
-                <w:caps w:val="0"/>
-                <w:color w:val="333333"/>
-                <w:spacing w:val="0"/>
-                <w:sz w:val="19"/>
-                <w:szCs w:val="19"/>
-                <w:shd w:val="clear" w:fill="FFFFFF"/>
-              </w:rPr>
-              <w:br w:type="textWrapping"/>
-            </w:r>
-            <w:r>
-              <w:rPr>
-                <w:rFonts w:hint="default" w:ascii="Helvetica" w:hAnsi="Helvetica" w:eastAsia="Helvetica" w:cs="Helvetica"/>
-                <w:i w:val="0"/>
-                <w:iCs w:val="0"/>
-                <w:caps w:val="0"/>
-                <w:color w:val="333333"/>
-                <w:spacing w:val="0"/>
-                <w:sz w:val="19"/>
-                <w:szCs w:val="19"/>
-                <w:shd w:val="clear" w:fill="FFFFFF"/>
-              </w:rPr>
-              <w:t>2. 线下实践：修改示例代码，将“10秒后重启”改为“5秒后重启”，并添加“即将重启”的串口打印提示，将代码与运行日志上传至学习平台；</w:t>
-            </w:r>
-            <w:r>
-              <w:rPr>
-                <w:rFonts w:hint="default" w:ascii="Helvetica" w:hAnsi="Helvetica" w:eastAsia="Helvetica" w:cs="Helvetica"/>
-                <w:i w:val="0"/>
-                <w:iCs w:val="0"/>
-                <w:caps w:val="0"/>
-                <w:color w:val="333333"/>
-                <w:spacing w:val="0"/>
-                <w:sz w:val="19"/>
-                <w:szCs w:val="19"/>
-                <w:shd w:val="clear" w:fill="FFFFFF"/>
-              </w:rPr>
-              <w:br w:type="textWrapping"/>
-            </w:r>
-            <w:r>
-              <w:rPr>
-                <w:rFonts w:hint="default" w:ascii="Helvetica" w:hAnsi="Helvetica" w:eastAsia="Helvetica" w:cs="Helvetica"/>
-                <w:i w:val="0"/>
-                <w:iCs w:val="0"/>
-                <w:caps w:val="0"/>
-                <w:color w:val="333333"/>
-                <w:spacing w:val="0"/>
-                <w:sz w:val="19"/>
-                <w:szCs w:val="19"/>
-                <w:shd w:val="clear" w:fill="FFFFFF"/>
-              </w:rPr>
-              <w:t>3. 拓展思考：查阅参考资料，分析“看门狗重启”与“直接断电重启”的区别，撰写100字以内小结。</w:t>
-            </w:r>
-          </w:p>
-        </w:tc>
-      </w:tr>
-      <w:tr>
-        <w:tblPrEx>
-          <w:tblBorders>
-            <w:top w:val="single" w:color="auto" w:sz="4" w:space="0"/>
-            <w:left w:val="single" w:color="auto" w:sz="4" w:space="0"/>
-            <w:bottom w:val="single" w:color="auto" w:sz="4" w:space="0"/>
-            <w:right w:val="single" w:color="auto" w:sz="4" w:space="0"/>
-            <w:insideH w:val="single" w:color="auto" w:sz="4" w:space="0"/>
-            <w:insideV w:val="single" w:color="auto" w:sz="4" w:space="0"/>
-          </w:tblBorders>
           <w:tblCellMar>
             <w:top w:w="0" w:type="dxa"/>
             <w:left w:w="108" w:type="dxa"/>
@@ -2605,7 +2598,6 @@
                 <w:spacing w:val="0"/>
                 <w:sz w:val="17"/>
                 <w:szCs w:val="17"/>
-                <w:bdr w:val="none" w:color="auto" w:sz="0" w:space="0"/>
                 <w:shd w:val="clear" w:fill="F0F0F0"/>
               </w:rPr>
               <w:t>RebootDevice()</w:t>
@@ -2663,7 +2655,6 @@
                 <w:spacing w:val="0"/>
                 <w:sz w:val="17"/>
                 <w:szCs w:val="17"/>
-                <w:bdr w:val="none" w:color="auto" w:sz="0" w:space="0"/>
                 <w:shd w:val="clear" w:fill="F0F0F0"/>
               </w:rPr>
               <w:t>BUILD.gn</w:t>
@@ -2758,7 +2749,6 @@
                 <w:spacing w:val="0"/>
                 <w:sz w:val="17"/>
                 <w:szCs w:val="17"/>
-                <w:bdr w:val="none" w:color="auto" w:sz="0" w:space="0"/>
                 <w:shd w:val="clear" w:fill="F0F0F0"/>
               </w:rPr>
               <w:t>BUILD.gn</w:t>
@@ -3413,7 +3403,6 @@
                 <w:spacing w:val="0"/>
                 <w:sz w:val="17"/>
                 <w:szCs w:val="17"/>
-                <w:bdr w:val="none" w:color="auto" w:sz="0" w:space="0"/>
                 <w:shd w:val="clear" w:fill="F0F0F0"/>
               </w:rPr>
               <w:t>BUILD.gn</w:t>
@@ -3443,7 +3432,6 @@
                 <w:spacing w:val="0"/>
                 <w:sz w:val="17"/>
                 <w:szCs w:val="17"/>
-                <w:bdr w:val="none" w:color="auto" w:sz="0" w:space="0"/>
                 <w:shd w:val="clear" w:fill="F0F0F0"/>
               </w:rPr>
               <w:t>Makefile</w:t>
@@ -3795,7 +3783,6 @@
                 <w:spacing w:val="0"/>
                 <w:sz w:val="17"/>
                 <w:szCs w:val="17"/>
-                <w:bdr w:val="none" w:color="auto" w:sz="0" w:space="0"/>
                 <w:shd w:val="clear" w:fill="F0F0F0"/>
               </w:rPr>
               <w:t>RebootDevice()</w:t>
@@ -3853,7 +3840,6 @@
                 <w:spacing w:val="0"/>
                 <w:sz w:val="17"/>
                 <w:szCs w:val="17"/>
-                <w:bdr w:val="none" w:color="auto" w:sz="0" w:space="0"/>
                 <w:shd w:val="clear" w:fill="F0F0F0"/>
               </w:rPr>
               <w:t>reset.h</w:t>
@@ -3883,7 +3869,6 @@
                 <w:spacing w:val="0"/>
                 <w:sz w:val="17"/>
                 <w:szCs w:val="17"/>
-                <w:bdr w:val="none" w:color="auto" w:sz="0" w:space="0"/>
                 <w:shd w:val="clear" w:fill="F0F0F0"/>
               </w:rPr>
               <w:t>//base/iot_hardware/peripheral/interfaces/kits/reset.h</w:t>
@@ -3913,7 +3898,6 @@
                 <w:spacing w:val="0"/>
                 <w:sz w:val="17"/>
                 <w:szCs w:val="17"/>
-                <w:bdr w:val="none" w:color="auto" w:sz="0" w:space="0"/>
                 <w:shd w:val="clear" w:fill="F0F0F0"/>
               </w:rPr>
               <w:t>#include "reset.h"</w:t>
@@ -3971,7 +3955,6 @@
                 <w:spacing w:val="0"/>
                 <w:sz w:val="17"/>
                 <w:szCs w:val="17"/>
-                <w:bdr w:val="none" w:color="auto" w:sz="0" w:space="0"/>
                 <w:shd w:val="clear" w:fill="F0F0F0"/>
               </w:rPr>
               <w:t>BUILD.gn</w:t>
@@ -4001,7 +3984,6 @@
                 <w:spacing w:val="0"/>
                 <w:sz w:val="17"/>
                 <w:szCs w:val="17"/>
-                <w:bdr w:val="none" w:color="auto" w:sz="0" w:space="0"/>
                 <w:shd w:val="clear" w:fill="F0F0F0"/>
               </w:rPr>
               <w:t>include_dirs</w:t>
@@ -4031,7 +4013,6 @@
                 <w:spacing w:val="0"/>
                 <w:sz w:val="17"/>
                 <w:szCs w:val="17"/>
-                <w:bdr w:val="none" w:color="auto" w:sz="0" w:space="0"/>
                 <w:shd w:val="clear" w:fill="F0F0F0"/>
               </w:rPr>
               <w:t>reset.h</w:t>
@@ -4089,7 +4070,6 @@
                 <w:spacing w:val="0"/>
                 <w:sz w:val="17"/>
                 <w:szCs w:val="17"/>
-                <w:bdr w:val="none" w:color="auto" w:sz="0" w:space="0"/>
                 <w:shd w:val="clear" w:fill="F0F0F0"/>
               </w:rPr>
               <w:t>BUILD.gn</w:t>
@@ -4157,7 +4137,6 @@
                 <w:spacing w:val="0"/>
                 <w:sz w:val="17"/>
                 <w:szCs w:val="17"/>
-                <w:bdr w:val="none" w:color="auto" w:sz="0" w:space="0"/>
                 <w:shd w:val="clear" w:fill="F0F0F0"/>
               </w:rPr>
               <w:t>BUILD.gn</w:t>
@@ -4495,7 +4474,6 @@
                 <w:spacing w:val="0"/>
                 <w:sz w:val="17"/>
                 <w:szCs w:val="17"/>
-                <w:bdr w:val="none" w:color="auto" w:sz="0" w:space="0"/>
                 <w:shd w:val="clear" w:fill="F0F0F0"/>
               </w:rPr>
               <w:t>BUILD.gn</w:t>
@@ -4553,7 +4531,6 @@
                 <w:spacing w:val="0"/>
                 <w:sz w:val="17"/>
                 <w:szCs w:val="17"/>
-                <w:bdr w:val="none" w:color="auto" w:sz="0" w:space="0"/>
                 <w:shd w:val="clear" w:fill="F0F0F0"/>
               </w:rPr>
               <w:t>Makefile</w:t>
@@ -4583,7 +4560,6 @@
                 <w:spacing w:val="0"/>
                 <w:sz w:val="17"/>
                 <w:szCs w:val="17"/>
-                <w:bdr w:val="none" w:color="auto" w:sz="0" w:space="0"/>
                 <w:shd w:val="clear" w:fill="F0F0F0"/>
               </w:rPr>
               <w:t>-lreboot_example</w:t>
@@ -4650,7 +4626,6 @@
                 <w:spacing w:val="0"/>
                 <w:sz w:val="17"/>
                 <w:szCs w:val="17"/>
-                <w:bdr w:val="none" w:color="auto" w:sz="0" w:space="0"/>
                 <w:shd w:val="clear" w:fill="F0F0F0"/>
               </w:rPr>
               <w:t>Makefile</w:t>
@@ -4708,7 +4683,6 @@
                 <w:spacing w:val="0"/>
                 <w:sz w:val="17"/>
                 <w:szCs w:val="17"/>
-                <w:bdr w:val="none" w:color="auto" w:sz="0" w:space="0"/>
                 <w:shd w:val="clear" w:fill="F0F0F0"/>
               </w:rPr>
               <w:t>Makefile</w:t>
@@ -5009,7 +4983,6 @@
                 <w:spacing w:val="0"/>
                 <w:sz w:val="17"/>
                 <w:szCs w:val="17"/>
-                <w:bdr w:val="none" w:color="auto" w:sz="0" w:space="0"/>
                 <w:shd w:val="clear" w:fill="F0F0F0"/>
               </w:rPr>
               <w:t>LzWatchdogInit()</w:t>
@@ -5039,7 +5012,6 @@
                 <w:spacing w:val="0"/>
                 <w:sz w:val="17"/>
                 <w:szCs w:val="17"/>
-                <w:bdr w:val="none" w:color="auto" w:sz="0" w:space="0"/>
                 <w:shd w:val="clear" w:fill="F0F0F0"/>
               </w:rPr>
               <w:t>LzWatchdogSetTimeout(1)</w:t>
@@ -5097,7 +5069,6 @@
                 <w:spacing w:val="0"/>
                 <w:sz w:val="17"/>
                 <w:szCs w:val="17"/>
-                <w:bdr w:val="none" w:color="auto" w:sz="0" w:space="0"/>
                 <w:shd w:val="clear" w:fill="F0F0F0"/>
               </w:rPr>
               <w:t>reboot_process()</w:t>
@@ -5127,7 +5098,6 @@
                 <w:spacing w:val="0"/>
                 <w:sz w:val="17"/>
                 <w:szCs w:val="17"/>
-                <w:bdr w:val="none" w:color="auto" w:sz="0" w:space="0"/>
                 <w:shd w:val="clear" w:fill="F0F0F0"/>
               </w:rPr>
               <w:t>while</w:t>
@@ -5157,7 +5127,6 @@
                 <w:spacing w:val="0"/>
                 <w:sz w:val="17"/>
                 <w:szCs w:val="17"/>
-                <w:bdr w:val="none" w:color="auto" w:sz="0" w:space="0"/>
                 <w:shd w:val="clear" w:fill="F0F0F0"/>
               </w:rPr>
               <w:t>LOS_Msleep(1000)</w:t>
@@ -5187,7 +5156,6 @@
                 <w:spacing w:val="0"/>
                 <w:sz w:val="17"/>
                 <w:szCs w:val="17"/>
-                <w:bdr w:val="none" w:color="auto" w:sz="0" w:space="0"/>
                 <w:shd w:val="clear" w:fill="F0F0F0"/>
               </w:rPr>
               <w:t>RebootDevice()</w:t>
@@ -5282,7 +5250,6 @@
                 <w:spacing w:val="0"/>
                 <w:sz w:val="17"/>
                 <w:szCs w:val="17"/>
-                <w:bdr w:val="none" w:color="auto" w:sz="0" w:space="0"/>
                 <w:shd w:val="clear" w:fill="F0F0F0"/>
               </w:rPr>
               <w:t>reboot_process()</w:t>
@@ -5312,7 +5279,6 @@
                 <w:spacing w:val="0"/>
                 <w:sz w:val="17"/>
                 <w:szCs w:val="17"/>
-                <w:bdr w:val="none" w:color="auto" w:sz="0" w:space="0"/>
                 <w:shd w:val="clear" w:fill="F0F0F0"/>
               </w:rPr>
               <w:t>current == 10</w:t>
@@ -5619,7 +5585,6 @@
                 <w:spacing w:val="0"/>
                 <w:sz w:val="17"/>
                 <w:szCs w:val="17"/>
-                <w:bdr w:val="none" w:color="auto" w:sz="0" w:space="0"/>
                 <w:shd w:val="clear" w:fill="F0F0F0"/>
               </w:rPr>
               <w:t>BUILD.gn</w:t>
@@ -5773,7 +5738,6 @@
                 <w:spacing w:val="0"/>
                 <w:sz w:val="17"/>
                 <w:szCs w:val="17"/>
-                <w:bdr w:val="none" w:color="auto" w:sz="0" w:space="0"/>
                 <w:shd w:val="clear" w:fill="F0F0F0"/>
               </w:rPr>
               <w:t>reboot_example.c</w:t>
@@ -5803,7 +5767,6 @@
                 <w:spacing w:val="0"/>
                 <w:sz w:val="17"/>
                 <w:szCs w:val="17"/>
-                <w:bdr w:val="none" w:color="auto" w:sz="0" w:space="0"/>
                 <w:shd w:val="clear" w:fill="F0F0F0"/>
               </w:rPr>
               <w:t>reboot_process()</w:t>
@@ -5861,7 +5824,6 @@
                 <w:spacing w:val="0"/>
                 <w:sz w:val="17"/>
                 <w:szCs w:val="17"/>
-                <w:bdr w:val="none" w:color="auto" w:sz="0" w:space="0"/>
                 <w:shd w:val="clear" w:fill="F0F0F0"/>
               </w:rPr>
               <w:t>BUILD.gn</w:t>
@@ -5891,7 +5853,6 @@
                 <w:spacing w:val="0"/>
                 <w:sz w:val="17"/>
                 <w:szCs w:val="17"/>
-                <w:bdr w:val="none" w:color="auto" w:sz="0" w:space="0"/>
                 <w:shd w:val="clear" w:fill="F0F0F0"/>
               </w:rPr>
               <w:t>Makefile</w:t>
@@ -6280,7 +6241,6 @@
                 <w:spacing w:val="0"/>
                 <w:sz w:val="17"/>
                 <w:szCs w:val="17"/>
-                <w:bdr w:val="none" w:color="auto" w:sz="0" w:space="0"/>
                 <w:shd w:val="clear" w:fill="F0F0F0"/>
               </w:rPr>
               <w:t>BUILD.gn</w:t>
@@ -6310,7 +6270,6 @@
                 <w:spacing w:val="0"/>
                 <w:sz w:val="17"/>
                 <w:szCs w:val="17"/>
-                <w:bdr w:val="none" w:color="auto" w:sz="0" w:space="0"/>
                 <w:shd w:val="clear" w:fill="F0F0F0"/>
               </w:rPr>
               <w:t>//</w:t>
@@ -6928,7 +6887,6 @@
                 <w:spacing w:val="0"/>
                 <w:sz w:val="17"/>
                 <w:szCs w:val="17"/>
-                <w:bdr w:val="none" w:color="auto" w:sz="0" w:space="0"/>
                 <w:shd w:val="clear" w:fill="F0F0F0"/>
               </w:rPr>
               <w:t>RebootDevice()</w:t>
@@ -7018,7 +6976,6 @@
                 <w:spacing w:val="0"/>
                 <w:sz w:val="17"/>
                 <w:szCs w:val="17"/>
-                <w:bdr w:val="none" w:color="auto" w:sz="0" w:space="0"/>
                 <w:shd w:val="clear" w:fill="F0F0F0"/>
               </w:rPr>
               <w:t>Makefile</w:t>
@@ -7105,8 +7062,6 @@
               </w:rPr>
               <w:t>提供全面的复习资源，帮助学生查缺补漏，同时通过“档案汇总”实现个性化辅导铺垫。</w:t>
             </w:r>
-            <w:bookmarkStart w:id="0" w:name="_GoBack"/>
-            <w:bookmarkEnd w:id="0"/>
           </w:p>
         </w:tc>
       </w:tr>

--- a/01-嵌入式操作系统及应用/01-教案/嵌入式操作系统及应用-22.docx
+++ b/01-嵌入式操作系统及应用/01-教案/嵌入式操作系统及应用-22.docx
@@ -235,6 +235,21 @@
                 <w:lang w:val="en-US" w:eastAsia="zh-CN"/>
               </w:rPr>
             </w:pPr>
+            <w:r>
+              <w:rPr>
+                <w:rFonts w:ascii="Segoe UI" w:hAnsi="Segoe UI" w:eastAsia="Segoe UI" w:cs="Segoe UI"/>
+                <w:i w:val="0"/>
+                <w:iCs w:val="0"/>
+                <w:caps w:val="0"/>
+                <w:spacing w:val="0"/>
+                <w:sz w:val="16"/>
+                <w:szCs w:val="16"/>
+                <w:shd w:val="clear" w:fill="FBFBFB"/>
+              </w:rPr>
+              <w:t>2025-12-12</w:t>
+            </w:r>
+            <w:bookmarkStart w:id="0" w:name="_GoBack"/>
+            <w:bookmarkEnd w:id="0"/>
           </w:p>
         </w:tc>
       </w:tr>
@@ -317,33 +332,6 @@
               </w:rPr>
               <w:t>物联网2411</w:t>
             </w:r>
-            <w:r>
-              <w:rPr>
-                <w:rFonts w:hint="eastAsia" w:ascii="宋体" w:hAnsi="宋体" w:eastAsia="宋体" w:cs="宋体"/>
-                <w:sz w:val="21"/>
-                <w:szCs w:val="21"/>
-                <w:lang w:val="en-US" w:eastAsia="zh-CN"/>
-              </w:rPr>
-              <w:t>|</w:t>
-            </w:r>
-            <w:r>
-              <w:rPr>
-                <w:rFonts w:hint="eastAsia" w:ascii="宋体" w:hAnsi="宋体" w:eastAsia="宋体" w:cs="宋体"/>
-                <w:sz w:val="21"/>
-                <w:szCs w:val="21"/>
-                <w:lang w:eastAsia="zh-CN"/>
-              </w:rPr>
-              <w:t>物联网241</w:t>
-            </w:r>
-            <w:r>
-              <w:rPr>
-                <w:rFonts w:hint="eastAsia" w:ascii="宋体" w:hAnsi="宋体" w:eastAsia="宋体" w:cs="宋体"/>
-                <w:sz w:val="21"/>
-                <w:szCs w:val="21"/>
-                <w:lang w:val="en-US" w:eastAsia="zh-CN"/>
-              </w:rPr>
-              <w:t>2</w:t>
-            </w:r>
           </w:p>
         </w:tc>
         <w:tc>
@@ -570,8 +558,6 @@
               </w:rPr>
               <w:t>开发</w:t>
             </w:r>
-            <w:bookmarkStart w:id="0" w:name="_GoBack"/>
-            <w:bookmarkEnd w:id="0"/>
           </w:p>
           <w:p>
             <w:pPr>
@@ -676,7 +662,6 @@
             <w:insideH w:val="single" w:color="auto" w:sz="4" w:space="0"/>
             <w:insideV w:val="single" w:color="auto" w:sz="4" w:space="0"/>
           </w:tblBorders>
-          <w:shd w:val="clear" w:color="auto" w:fill="FFFFFF"/>
           <w:tblCellMar>
             <w:top w:w="0" w:type="dxa"/>
             <w:left w:w="108" w:type="dxa"/>
@@ -1083,7 +1068,6 @@
             <w:insideH w:val="single" w:color="auto" w:sz="4" w:space="0"/>
             <w:insideV w:val="single" w:color="auto" w:sz="4" w:space="0"/>
           </w:tblBorders>
-          <w:shd w:val="clear" w:color="auto" w:fill="FFFFFF"/>
           <w:tblCellMar>
             <w:top w:w="0" w:type="dxa"/>
             <w:left w:w="108" w:type="dxa"/>
@@ -1749,7 +1733,6 @@
             <w:insideH w:val="single" w:color="auto" w:sz="4" w:space="0"/>
             <w:insideV w:val="single" w:color="auto" w:sz="4" w:space="0"/>
           </w:tblBorders>
-          <w:shd w:val="clear" w:color="auto" w:fill="FFFFFF"/>
           <w:tblCellMar>
             <w:top w:w="0" w:type="dxa"/>
             <w:left w:w="108" w:type="dxa"/>
@@ -2010,7 +1993,6 @@
             <w:insideH w:val="single" w:color="auto" w:sz="4" w:space="0"/>
             <w:insideV w:val="single" w:color="auto" w:sz="4" w:space="0"/>
           </w:tblBorders>
-          <w:shd w:val="clear" w:color="auto" w:fill="FFFFFF"/>
           <w:tblCellMar>
             <w:top w:w="0" w:type="dxa"/>
             <w:left w:w="108" w:type="dxa"/>

--- a/01-嵌入式操作系统及应用/01-教案/嵌入式操作系统及应用-22.docx
+++ b/01-嵌入式操作系统及应用/01-教案/嵌入式操作系统及应用-22.docx
@@ -237,16 +237,17 @@
             </w:pPr>
             <w:r>
               <w:rPr>
-                <w:rFonts w:ascii="Segoe UI" w:hAnsi="Segoe UI" w:eastAsia="Segoe UI" w:cs="Segoe UI"/>
-                <w:i w:val="0"/>
-                <w:iCs w:val="0"/>
-                <w:caps w:val="0"/>
-                <w:spacing w:val="0"/>
-                <w:sz w:val="16"/>
-                <w:szCs w:val="16"/>
-                <w:shd w:val="clear" w:fill="FBFBFB"/>
-              </w:rPr>
-              <w:t>2025-12-12</w:t>
+                <w:rFonts w:ascii="Noto Sans SC" w:hAnsi="Noto Sans SC" w:eastAsia="Noto Sans SC" w:cs="Noto Sans SC"/>
+                <w:i w:val="0"/>
+                <w:iCs w:val="0"/>
+                <w:caps w:val="0"/>
+                <w:color w:val="000000"/>
+                <w:spacing w:val="0"/>
+                <w:sz w:val="14"/>
+                <w:szCs w:val="14"/>
+                <w:shd w:val="clear" w:fill="FFFFFF"/>
+              </w:rPr>
+              <w:t>2025-12-11</w:t>
             </w:r>
             <w:bookmarkStart w:id="0" w:name="_GoBack"/>
             <w:bookmarkEnd w:id="0"/>
@@ -330,7 +331,16 @@
                 <w:szCs w:val="21"/>
                 <w:lang w:eastAsia="zh-CN"/>
               </w:rPr>
-              <w:t>物联网2411</w:t>
+              <w:t>物联网241</w:t>
+            </w:r>
+            <w:r>
+              <w:rPr>
+                <w:rFonts w:hint="eastAsia" w:ascii="宋体" w:hAnsi="宋体" w:eastAsia="宋体" w:cs="宋体"/>
+                <w:sz w:val="21"/>
+                <w:szCs w:val="21"/>
+                <w:lang w:val="en-US" w:eastAsia="zh-CN"/>
+              </w:rPr>
+              <w:t>2</w:t>
             </w:r>
           </w:p>
         </w:tc>
@@ -405,6 +415,7 @@
             <w:insideH w:val="single" w:color="auto" w:sz="4" w:space="0"/>
             <w:insideV w:val="single" w:color="auto" w:sz="4" w:space="0"/>
           </w:tblBorders>
+          <w:shd w:val="clear" w:color="auto" w:fill="FFFFFF"/>
           <w:tblCellMar>
             <w:top w:w="0" w:type="dxa"/>
             <w:left w:w="108" w:type="dxa"/>
@@ -662,6 +673,7 @@
             <w:insideH w:val="single" w:color="auto" w:sz="4" w:space="0"/>
             <w:insideV w:val="single" w:color="auto" w:sz="4" w:space="0"/>
           </w:tblBorders>
+          <w:shd w:val="clear" w:color="auto" w:fill="FFFFFF"/>
           <w:tblCellMar>
             <w:top w:w="0" w:type="dxa"/>
             <w:left w:w="108" w:type="dxa"/>
@@ -1605,6 +1617,7 @@
             <w:insideH w:val="single" w:color="auto" w:sz="4" w:space="0"/>
             <w:insideV w:val="single" w:color="auto" w:sz="4" w:space="0"/>
           </w:tblBorders>
+          <w:shd w:val="clear" w:color="auto" w:fill="FFFFFF"/>
           <w:tblCellMar>
             <w:top w:w="0" w:type="dxa"/>
             <w:left w:w="108" w:type="dxa"/>
@@ -1854,6 +1867,7 @@
             <w:insideH w:val="single" w:color="auto" w:sz="4" w:space="0"/>
             <w:insideV w:val="single" w:color="auto" w:sz="4" w:space="0"/>
           </w:tblBorders>
+          <w:shd w:val="clear" w:color="auto" w:fill="FFFFFF"/>
           <w:tblCellMar>
             <w:top w:w="0" w:type="dxa"/>
             <w:left w:w="108" w:type="dxa"/>
@@ -7184,7 +7198,7 @@
     <w:lsdException w:uiPriority="99" w:name="HTML Acronym"/>
     <w:lsdException w:uiPriority="99" w:name="HTML Address"/>
     <w:lsdException w:uiPriority="99" w:name="HTML Cite"/>
-    <w:lsdException w:uiPriority="99" w:name="HTML Code"/>
+    <w:lsdException w:qFormat="1" w:uiPriority="99" w:name="HTML Code"/>
     <w:lsdException w:uiPriority="99" w:name="HTML Definition"/>
     <w:lsdException w:uiPriority="99" w:name="HTML Keyboard"/>
     <w:lsdException w:uiPriority="99" w:name="HTML Preformatted"/>
@@ -7510,6 +7524,7 @@
     <w:basedOn w:val="9"/>
     <w:semiHidden/>
     <w:unhideWhenUsed/>
+    <w:qFormat/>
     <w:uiPriority w:val="99"/>
     <w:rPr>
       <w:rFonts w:ascii="Courier New" w:hAnsi="Courier New"/>
